--- a/examples/classification/doc/skcla_svc.docx
+++ b/examples/classification/doc/skcla_svc.docx
@@ -1069,7 +1069,11 @@
       </w:r>
     </w:p>
     <w:bookmarkEnd w:id="20"/>
-    <w:sectPr/>
+    <w:sectPr>
+      <w:footnotePr>
+        <w:numRestart w:val="eachSect"/>
+      </w:footnotePr>
+    </w:sectPr>
   </w:body>
 </w:document>
 </file>
@@ -1241,8 +1245,6 @@
     </w:pPr>
     <w:rPr>
       <w:rFonts w:asciiTheme="majorHAnsi" w:cstheme="majorBidi" w:eastAsiaTheme="majorEastAsia" w:hAnsiTheme="majorHAnsi"/>
-      <w:spacing w:val="-10"/>
-      <w:kern w:val="28"/>
       <w:sz w:val="56"/>
       <w:szCs w:val="56"/>
     </w:rPr>
@@ -1255,15 +1257,13 @@
     <w:rsid w:val="00A10FD9"/>
     <w:rPr>
       <w:rFonts w:asciiTheme="majorHAnsi" w:cstheme="majorBidi" w:eastAsiaTheme="majorEastAsia" w:hAnsiTheme="majorHAnsi"/>
-      <w:spacing w:val="-10"/>
-      <w:kern w:val="28"/>
       <w:sz w:val="56"/>
       <w:szCs w:val="56"/>
     </w:rPr>
   </w:style>
   <w:style w:styleId="Subtitle" w:type="paragraph">
     <w:name w:val="Subtitle"/>
-    <w:basedOn w:val="Normal"/>
+    <w:basedOn w:val="Title"/>
     <w:next w:val="BodyText"/>
     <w:link w:val="SubtitleChar"/>
     <w:uiPriority w:val="11"/>
@@ -1276,7 +1276,6 @@
     </w:pPr>
     <w:rPr>
       <w:rFonts w:cstheme="majorBidi" w:eastAsiaTheme="majorEastAsia"/>
-      <w:color w:themeColor="text1" w:themeTint="A6" w:val="595959"/>
       <w:spacing w:val="15"/>
       <w:sz w:val="28"/>
       <w:szCs w:val="28"/>
@@ -1298,23 +1297,31 @@
   </w:style>
   <w:style w:customStyle="1" w:styleId="Author" w:type="paragraph">
     <w:name w:val="Author"/>
+    <w:basedOn w:val="Title"/>
     <w:next w:val="BodyText"/>
     <w:qFormat/>
     <w:pPr>
       <w:keepNext/>
       <w:keepLines/>
-      <w:jc w:val="center"/>
     </w:pPr>
+    <w:rPr>
+      <w:sz w:val="24"/>
+      <w:szCs w:val="24"/>
+    </w:rPr>
   </w:style>
   <w:style w:styleId="Date" w:type="paragraph">
     <w:name w:val="Date"/>
+    <w:basedOn w:val="Title"/>
     <w:next w:val="BodyText"/>
     <w:qFormat/>
     <w:pPr>
       <w:keepNext/>
       <w:keepLines/>
-      <w:jc w:val="center"/>
     </w:pPr>
+    <w:rPr>
+      <w:sz w:val="24"/>
+      <w:szCs w:val="24"/>
+    </w:rPr>
   </w:style>
   <w:style w:customStyle="1" w:styleId="AbstractTitle" w:type="paragraph">
     <w:name w:val="Abstract Title"/>
@@ -1329,7 +1336,6 @@
     </w:pPr>
     <w:rPr>
       <w:b/>
-      <w:color w:val="345A8A"/>
       <w:sz w:val="20"/>
       <w:szCs w:val="20"/>
     </w:rPr>

--- a/examples/classification/doc/skcla_svc.docx
+++ b/examples/classification/doc/skcla_svc.docx
@@ -2,7 +2,7 @@
 <file path=word/document.xml><?xml version="1.0" encoding="utf-8"?>
 <w:document xmlns:w="http://schemas.openxmlformats.org/wordprocessingml/2006/main" xmlns:m="http://schemas.openxmlformats.org/officeDocument/2006/math" xmlns:r="http://schemas.openxmlformats.org/officeDocument/2006/relationships" xmlns:o="urn:schemas-microsoft-com:office:office" xmlns:v="urn:schemas-microsoft-com:vml" xmlns:w10="urn:schemas-microsoft-com:office:word" xmlns:a="http://schemas.openxmlformats.org/drawingml/2006/main" xmlns:pic="http://schemas.openxmlformats.org/drawingml/2006/picture" xmlns:wp="http://schemas.openxmlformats.org/drawingml/2006/wordprocessingDrawing">
   <w:body>
-    <w:bookmarkStart w:id="20" w:name="svm-support-vector-machine-classifier"/>
+    <w:bookmarkStart w:id="9" w:name="svm-support-vector-machine-classifier"/>
     <w:p>
       <w:pPr>
         <w:pStyle w:val="Heading2"/>
@@ -1068,7 +1068,7 @@
         <w:t xml:space="preserve">- Cortes, C., &amp; Vapnik, V. (1995). Support-Vector Networks. Machine Learning, 20, 273–297.</w:t>
       </w:r>
     </w:p>
-    <w:bookmarkEnd w:id="20"/>
+    <w:bookmarkEnd w:id="9"/>
     <w:sectPr>
       <w:footnotePr>
         <w:numRestart w:val="eachSect"/>
@@ -1190,10 +1190,10 @@
   <w:docDefaults>
     <w:rPrDefault>
       <w:rPr>
-        <w:rFonts w:asciiTheme="minorHAnsi" w:cstheme="minorBidi" w:eastAsiaTheme="minorHAnsi" w:hAnsiTheme="minorHAnsi"/>
+        <w:rFonts w:asciiTheme="minorHAnsi" w:cstheme="minorBidi" w:eastAsiaTheme="minorEastAsia" w:hAnsiTheme="minorHAnsi"/>
         <w:sz w:val="24"/>
         <w:szCs w:val="24"/>
-        <w:lang w:bidi="ar-SA" w:eastAsia="en-US" w:val="en-US"/>
+        <w:lang w:bidi="ar-SA" w:eastAsia="zh-CN" w:val="en-US"/>
       </w:rPr>
     </w:rPrDefault>
     <w:pPrDefault>
@@ -1734,13 +1734,6 @@
       </w:tblCellMar>
     </w:tblPr>
     <w:tblStylePr w:type="firstRow">
-      <w:tblPr>
-        <w:jc w:val="left"/>
-        <w:tblInd w:type="dxa" w:w="0"/>
-      </w:tblPr>
-      <w:trPr>
-        <w:jc w:val="left"/>
-      </w:trPr>
       <w:tcPr>
         <w:tcBorders>
           <w:bottom w:val="single"/>
